--- a/data/Dialogues multilateral_Meeting of the European Political Community, 11-24.docx
+++ b/data/Dialogues multilateral_Meeting of the European Political Community, 11-24.docx
@@ -2,13 +2,13 @@
 <file path=word/document.xml><?xml version="1.0" encoding="utf-8"?>
 <w:document xmlns:w="http://schemas.openxmlformats.org/wordprocessingml/2006/main" xmlns:m="http://schemas.openxmlformats.org/officeDocument/2006/math" xmlns:r="http://schemas.openxmlformats.org/officeDocument/2006/relationships" xmlns:o="urn:schemas-microsoft-com:office:office" xmlns:v="urn:schemas-microsoft-com:vml" xmlns:w10="urn:schemas-microsoft-com:office:word" xmlns:a="http://schemas.openxmlformats.org/drawingml/2006/main" xmlns:pic="http://schemas.openxmlformats.org/drawingml/2006/picture" xmlns:wp="http://schemas.openxmlformats.org/drawingml/2006/wordprocessingDrawing">
   <w:body>
-    <w:bookmarkStart w:id="26" w:name="Xdba0678c83edd400a63e840368db5874db2bb4f"/>
+    <w:bookmarkStart w:id="26" w:name="X750127307b2e2516a7ebcbbeda6f104601f3c67"/>
     <w:p>
       <w:pPr>
         <w:pStyle w:val="Heading1"/>
       </w:pPr>
       <w:r>
-        <w:t xml:space="preserve">Meeting of the European Political Community - 11-24</w:t>
+        <w:t xml:space="preserve">Meeting of the European Political Community, 11-24</w:t>
       </w:r>
     </w:p>
     <w:p>
@@ -23,7 +23,7 @@
         <w:t xml:space="preserve">Date</w:t>
       </w:r>
       <w:r>
-        <w:t xml:space="preserve">: 2023-11-24</w:t>
+        <w:t xml:space="preserve">: Date not specified</w:t>
       </w:r>
     </w:p>
     <w:p>
@@ -70,10 +70,50 @@
     </w:p>
     <w:p>
       <w:pPr>
-        <w:pStyle w:val="FirstParagraph"/>
-      </w:pPr>
-      <w:r>
-        <w:t xml:space="preserve">No key characteristics identified in the document.</w:t>
+        <w:pStyle w:val="Compact"/>
+        <w:numPr>
+          <w:ilvl w:val="0"/>
+          <w:numId w:val="1001"/>
+        </w:numPr>
+      </w:pPr>
+      <w:r>
+        <w:t xml:space="preserve">The folder contains files related to the Meeting of the European Political Community held on November 24.</w:t>
+      </w:r>
+    </w:p>
+    <w:p>
+      <w:pPr>
+        <w:pStyle w:val="Compact"/>
+        <w:numPr>
+          <w:ilvl w:val="0"/>
+          <w:numId w:val="1001"/>
+        </w:numPr>
+      </w:pPr>
+      <w:r>
+        <w:t xml:space="preserve">Documents likely include agendas, minutes, or summaries of discussions from the meeting.</w:t>
+      </w:r>
+    </w:p>
+    <w:p>
+      <w:pPr>
+        <w:pStyle w:val="Compact"/>
+        <w:numPr>
+          <w:ilvl w:val="0"/>
+          <w:numId w:val="1001"/>
+        </w:numPr>
+      </w:pPr>
+      <w:r>
+        <w:t xml:space="preserve">Focus is on multilateral dialogues within the European Political Community framework.</w:t>
+      </w:r>
+    </w:p>
+    <w:p>
+      <w:pPr>
+        <w:pStyle w:val="Compact"/>
+        <w:numPr>
+          <w:ilvl w:val="0"/>
+          <w:numId w:val="1001"/>
+        </w:numPr>
+      </w:pPr>
+      <w:r>
+        <w:t xml:space="preserve">Content may cover political cooperation, policy discussions, and regional issues addressed during the meeting.</w:t>
       </w:r>
     </w:p>
     <w:bookmarkEnd w:id="21"/>
@@ -89,8 +129,7 @@
     <w:tbl>
       <w:tblPr>
         <w:tblStyle w:val="Table"/>
-        <w:tblW w:type="pct" w:w="5000"/>
-        <w:tblLayout w:type="fixed"/>
+        <w:tblW w:type="auto" w:w="0"/>
         <w:tblLook w:firstRow="1" w:lastRow="0" w:firstColumn="0" w:lastColumn="0" w:noHBand="0" w:noVBand="0" w:val="0020"/>
       </w:tblPr>
       <w:tblGrid>
@@ -143,7 +182,7 @@
               <w:pStyle w:val="Compact"/>
             </w:pPr>
             <w:r>
-              <w:t xml:space="preserve">European Union; EU Member States; European Council; European Parliament; European Commission</w:t>
+              <w:t xml:space="preserve">European Political Community</w:t>
             </w:r>
           </w:p>
         </w:tc>
@@ -159,69 +198,14 @@
         <w:t xml:space="preserve">Main Themes</w:t>
       </w:r>
     </w:p>
-    <w:tbl>
-      <w:tblPr>
-        <w:tblStyle w:val="Table"/>
-        <w:tblW w:type="pct" w:w="5000"/>
-        <w:tblLayout w:type="fixed"/>
-        <w:tblLook w:firstRow="1" w:lastRow="0" w:firstColumn="0" w:lastColumn="0" w:noHBand="0" w:noVBand="0" w:val="0020"/>
-      </w:tblPr>
-      <w:tblGrid>
-        <w:gridCol w:w="3960"/>
-        <w:gridCol w:w="3960"/>
-      </w:tblGrid>
-      <w:tr>
-        <w:trPr>
-          <w:tblHeader w:val="on"/>
-        </w:trPr>
-        <w:tc>
-          <w:tcPr/>
-          <w:p>
-            <w:pPr>
-              <w:pStyle w:val="Compact"/>
-            </w:pPr>
-            <w:r>
-              <w:t xml:space="preserve">Category</w:t>
-            </w:r>
-          </w:p>
-        </w:tc>
-        <w:tc>
-          <w:tcPr/>
-          <w:p>
-            <w:pPr>
-              <w:pStyle w:val="Compact"/>
-            </w:pPr>
-            <w:r>
-              <w:t xml:space="preserve">Subcategory</w:t>
-            </w:r>
-          </w:p>
-        </w:tc>
-      </w:tr>
-      <w:tr>
-        <w:tc>
-          <w:tcPr/>
-          <w:p>
-            <w:pPr>
-              <w:pStyle w:val="Compact"/>
-            </w:pPr>
-            <w:r>
-              <w:t xml:space="preserve">Regional &amp; International Cooperation</w:t>
-            </w:r>
-          </w:p>
-        </w:tc>
-        <w:tc>
-          <w:tcPr/>
-          <w:p>
-            <w:pPr>
-              <w:pStyle w:val="Compact"/>
-            </w:pPr>
-            <w:r>
-              <w:t xml:space="preserve">EU-LAC Digital Alliance; EU-CELAC Digital Partnership</w:t>
-            </w:r>
-          </w:p>
-        </w:tc>
-      </w:tr>
-    </w:tbl>
+    <w:p>
+      <w:pPr>
+        <w:pStyle w:val="FirstParagraph"/>
+      </w:pPr>
+      <w:r>
+        <w:t xml:space="preserve">No themes identified.</w:t>
+      </w:r>
+    </w:p>
     <w:bookmarkEnd w:id="23"/>
     <w:bookmarkStart w:id="24" w:name="practical-applications"/>
     <w:p>
@@ -370,8 +354,114 @@
       </w:pPr>
     </w:lvl>
   </w:abstractNum>
+  <w:abstractNum w:abstractNumId="991">
+    <w:nsid w:val="0000A991"/>
+    <w:multiLevelType w:val="multilevel"/>
+    <w:lvl w:ilvl="0">
+      <w:numFmt w:val="bullet"/>
+      <w:lvlText w:val=""/>
+      <w:lvlJc w:val="left"/>
+      <w:pPr>
+        <w:ind w:left="720" w:hanging="360"/>
+      </w:pPr>
+      <w:rPr>
+        <w:rFonts w:ascii="Symbol" w:hAnsi="Symbol" w:cs="Symbol" w:hint="default"/>
+      </w:rPr>
+    </w:lvl>
+    <w:lvl w:ilvl="1">
+      <w:numFmt w:val="bullet"/>
+      <w:lvlText w:val="o"/>
+      <w:lvlJc w:val="left"/>
+      <w:pPr>
+        <w:ind w:left="1440" w:hanging="360"/>
+      </w:pPr>
+      <w:rPr>
+        <w:rFonts w:ascii="Courier New" w:hAnsi="Courier New" w:cs="Courier New" w:hint="default"/>
+      </w:rPr>
+    </w:lvl>
+    <w:lvl w:ilvl="2">
+      <w:numFmt w:val="bullet"/>
+      <w:lvlText w:val=""/>
+      <w:lvlJc w:val="left"/>
+      <w:pPr>
+        <w:ind w:left="2160" w:hanging="360"/>
+      </w:pPr>
+      <w:rPr>
+        <w:rFonts w:ascii="Wingdings" w:hAnsi="Wingdings" w:cs="Wingdings" w:hint="default"/>
+      </w:rPr>
+    </w:lvl>
+    <w:lvl w:ilvl="3">
+      <w:numFmt w:val="bullet"/>
+      <w:lvlText w:val=""/>
+      <w:lvlJc w:val="left"/>
+      <w:pPr>
+        <w:ind w:left="2880" w:hanging="360"/>
+      </w:pPr>
+      <w:rPr>
+        <w:rFonts w:ascii="Symbol" w:hAnsi="Symbol" w:cs="Symbol" w:hint="default"/>
+      </w:rPr>
+    </w:lvl>
+    <w:lvl w:ilvl="4">
+      <w:numFmt w:val="bullet"/>
+      <w:lvlText w:val="o"/>
+      <w:lvlJc w:val="left"/>
+      <w:pPr>
+        <w:ind w:left="3600" w:hanging="360"/>
+      </w:pPr>
+      <w:rPr>
+        <w:rFonts w:ascii="Courier New" w:hAnsi="Courier New" w:cs="Courier New" w:hint="default"/>
+      </w:rPr>
+    </w:lvl>
+    <w:lvl w:ilvl="5">
+      <w:numFmt w:val="bullet"/>
+      <w:lvlText w:val=""/>
+      <w:lvlJc w:val="left"/>
+      <w:pPr>
+        <w:ind w:left="4320" w:hanging="360"/>
+      </w:pPr>
+      <w:rPr>
+        <w:rFonts w:ascii="Wingdings" w:hAnsi="Wingdings" w:cs="Wingdings" w:hint="default"/>
+      </w:rPr>
+    </w:lvl>
+    <w:lvl w:ilvl="6">
+      <w:numFmt w:val="bullet"/>
+      <w:lvlText w:val=""/>
+      <w:lvlJc w:val="left"/>
+      <w:pPr>
+        <w:ind w:left="5040" w:hanging="360"/>
+      </w:pPr>
+      <w:rPr>
+        <w:rFonts w:ascii="Symbol" w:hAnsi="Symbol" w:cs="Symbol" w:hint="default"/>
+      </w:rPr>
+    </w:lvl>
+    <w:lvl w:ilvl="7">
+      <w:numFmt w:val="bullet"/>
+      <w:lvlText w:val="o"/>
+      <w:lvlJc w:val="left"/>
+      <w:pPr>
+        <w:ind w:left="5760" w:hanging="360"/>
+      </w:pPr>
+      <w:rPr>
+        <w:rFonts w:ascii="Courier New" w:hAnsi="Courier New" w:cs="Courier New" w:hint="default"/>
+      </w:rPr>
+    </w:lvl>
+    <w:lvl w:ilvl="8">
+      <w:numFmt w:val="bullet"/>
+      <w:lvlText w:val=""/>
+      <w:lvlJc w:val="left"/>
+      <w:pPr>
+        <w:ind w:left="6480" w:hanging="360"/>
+      </w:pPr>
+      <w:rPr>
+        <w:rFonts w:ascii="Wingdings" w:hAnsi="Wingdings" w:cs="Wingdings" w:hint="default"/>
+      </w:rPr>
+    </w:lvl>
+  </w:abstractNum>
   <w:num w:numId="1000">
     <w:abstractNumId w:val="990"/>
+  </w:num>
+  <w:num w:numId="1001">
+    <w:abstractNumId w:val="991"/>
   </w:num>
 </w:numbering>
 </file>
